--- a/ROKHY_NIANG_MEMOIRE_180926.docx
+++ b/ROKHY_NIANG_MEMOIRE_180926.docx
@@ -169,7 +169,7 @@
       <w:pPr>
         <w:spacing w:before="240" w:after="240" w:line="240" w:lineRule="auto"/>
         <w:rPr>
-          <w:rFonts w:asciiTheme="majorHAnsi" w:eastAsia="Times New Roman" w:hAnsiTheme="majorHAnsi" w:cs="Times New Roman"/>
+          <w:rFonts w:asciiTheme="majorHAnsi" w:eastAsia="Times New Roman" w:hAnsiTheme="majorHAnsi" w:cs="Arial"/>
           <w:kern w:val="0"/>
           <w:lang w:eastAsia="en-GB"/>
           <w14:ligatures w14:val="none"/>
@@ -197,6 +197,612 @@
     </w:p>
     <w:p>
       <w:pPr>
+        <w:pStyle w:val="Heading3"/>
+        <w:rPr>
+          <w:rFonts w:asciiTheme="majorHAnsi" w:hAnsiTheme="majorHAnsi"/>
+        </w:rPr>
+      </w:pPr>
+      <w:r>
+        <w:rPr>
+          <w:rFonts w:asciiTheme="majorHAnsi" w:hAnsiTheme="majorHAnsi"/>
+        </w:rPr>
+        <w:t>Etude de cas Kenteverse</w:t>
+      </w:r>
+    </w:p>
+    <w:p>
+      <w:pPr>
+        <w:pStyle w:val="NormalWeb"/>
+        <w:spacing w:before="0" w:beforeAutospacing="0" w:after="160" w:afterAutospacing="0"/>
+        <w:rPr>
+          <w:rFonts w:asciiTheme="majorHAnsi" w:hAnsiTheme="majorHAnsi"/>
+        </w:rPr>
+      </w:pPr>
+      <w:r>
+        <w:rPr>
+          <w:rFonts w:asciiTheme="majorHAnsi" w:hAnsiTheme="majorHAnsi" w:cs="Arial"/>
+          <w:color w:val="000000"/>
+        </w:rPr>
+        <w:t>Oct 8, 2026 </w:t>
+      </w:r>
+    </w:p>
+    <w:p>
+      <w:pPr>
+        <w:pStyle w:val="Heading3"/>
+        <w:spacing w:before="240"/>
+        <w:rPr>
+          <w:rFonts w:asciiTheme="majorHAnsi" w:hAnsiTheme="majorHAnsi"/>
+          <w:sz w:val="24"/>
+          <w:szCs w:val="24"/>
+        </w:rPr>
+      </w:pPr>
+      <w:r>
+        <w:rPr>
+          <w:rFonts w:asciiTheme="majorHAnsi" w:hAnsiTheme="majorHAnsi" w:cs="Arial"/>
+          <w:color w:val="000000"/>
+          <w:sz w:val="24"/>
+          <w:szCs w:val="24"/>
+        </w:rPr>
+        <w:t>Kenteverse : écouter le kente</w:t>
+      </w:r>
+    </w:p>
+    <w:p>
+      <w:pPr>
+        <w:pStyle w:val="NormalWeb"/>
+        <w:spacing w:before="0" w:beforeAutospacing="0" w:after="160" w:afterAutospacing="0"/>
+        <w:rPr>
+          <w:rFonts w:asciiTheme="majorHAnsi" w:hAnsiTheme="majorHAnsi"/>
+        </w:rPr>
+      </w:pPr>
+      <w:r>
+        <w:rPr>
+          <w:rFonts w:asciiTheme="majorHAnsi" w:hAnsiTheme="majorHAnsi" w:cs="Arial"/>
+          <w:color w:val="000000"/>
+        </w:rPr>
+        <w:t>Kenteverse est un projet de Kwaku Opoku, présenté en 2021 comme projet de diplôme du master en communication visuelle de la Hochschule für Gestaltung und Kunst (HGK FHNW) de Bâle (Opoku, 2021a). L'artiste le décrit comme un projet à la fois artistique, graphique et musical. Son point de départ est inhabituel : il n'observe pas d'abord les motifs du kente, mais les sons produits par le métier pendant le tissage (Opoku, 2021b).</w:t>
+      </w:r>
+    </w:p>
+    <w:p>
+      <w:pPr>
+        <w:pStyle w:val="NormalWeb"/>
+        <w:spacing w:before="0" w:beforeAutospacing="0" w:after="160" w:afterAutospacing="0"/>
+        <w:rPr>
+          <w:rFonts w:asciiTheme="majorHAnsi" w:hAnsiTheme="majorHAnsi"/>
+        </w:rPr>
+      </w:pPr>
+      <w:r>
+        <w:rPr>
+          <w:rFonts w:asciiTheme="majorHAnsi" w:hAnsiTheme="majorHAnsi" w:cs="Arial"/>
+          <w:color w:val="000000"/>
+        </w:rPr>
+        <w:t>Ce déplacement m'intéresse directement. Dans la plupart des approches que j'ai étudiées, le motif est analysé comme une image fixe. Kenteverse considère au contraire le kente comme un processus qui se déroule dans le temps. Le tissage devient une suite de gestes, de tempos et de rythmes. Cela rejoint la dimension temporelle de ma grille d'analyse comparative.</w:t>
+      </w:r>
+    </w:p>
+    <w:p>
+      <w:pPr>
+        <w:pStyle w:val="NormalWeb"/>
+        <w:spacing w:before="0" w:beforeAutospacing="0" w:after="160" w:afterAutospacing="0"/>
+        <w:rPr>
+          <w:rFonts w:asciiTheme="majorHAnsi" w:hAnsiTheme="majorHAnsi"/>
+        </w:rPr>
+      </w:pPr>
+      <w:r>
+        <w:rPr>
+          <w:rFonts w:asciiTheme="majorHAnsi" w:hAnsiTheme="majorHAnsi" w:cs="Arial"/>
+          <w:color w:val="000000"/>
+        </w:rPr>
+        <w:t>Opoku part d'une observation simple. Les tisserands ne travaillent pas tous à la même vitesse, mais le tissu final reste le même. En revanche, la vitesse modifie le son du métier : des tempos différents produisent des rythmes différents pour un même résultat (Opoku, 2021b). Le son révèle ainsi une couche du kente que l'objet fini ne montre pas.</w:t>
+      </w:r>
+    </w:p>
+    <w:p>
+      <w:pPr>
+        <w:pStyle w:val="NormalWeb"/>
+        <w:spacing w:before="0" w:beforeAutospacing="0" w:after="160" w:afterAutospacing="0"/>
+        <w:rPr>
+          <w:rFonts w:asciiTheme="majorHAnsi" w:hAnsiTheme="majorHAnsi"/>
+        </w:rPr>
+      </w:pPr>
+      <w:r>
+        <w:rPr>
+          <w:rFonts w:asciiTheme="majorHAnsi" w:hAnsiTheme="majorHAnsi" w:cs="Arial"/>
+          <w:color w:val="000000"/>
+        </w:rPr>
+        <w:t>À partir de là, il construit un système de correspondance entre musique et tissu, les « Beat Cloths ». Il compose ses rythmes sur un échantillonneur Akai MPC et prend comme unité de base la bande de kente, large de 5 pouces et longue de 72. Chaque temps d'une mesure en 4/4 correspond à une bande ; une mesure correspond donc à quatre bandes. Le nombre de pistes détermine la longueur de la bande (Opoku, 2021b). Il ne s'agit pas d'une simple inspiration, mais d'une véritable notation, qui permet de composer une musique « tissable ».</w:t>
+      </w:r>
+    </w:p>
+    <w:p>
+      <w:pPr>
+        <w:pStyle w:val="NormalWeb"/>
+        <w:spacing w:before="0" w:beforeAutospacing="0" w:after="160" w:afterAutospacing="0"/>
+        <w:rPr>
+          <w:rFonts w:asciiTheme="majorHAnsi" w:hAnsiTheme="majorHAnsi"/>
+        </w:rPr>
+      </w:pPr>
+      <w:r>
+        <w:rPr>
+          <w:rFonts w:asciiTheme="majorHAnsi" w:hAnsiTheme="majorHAnsi" w:cs="Arial"/>
+          <w:color w:val="000000"/>
+        </w:rPr>
+        <w:t>Ce système éclaire ma deuxième sous-question. Il montre qu'une logique textile peut être transposée dans un autre médium à condition d'en garder la structure : l'unité minimale (la bande), la répétition (la mesure) et la durée (la longueur). On peut le rapprocher des outils de Ron Eglash, qui simulent par le code les « algorithmes patrimoniaux » de pratiques vernaculaires, dont le kente (CSDT). Mais là où Eglash part de la géométrie du motif, Opoku part du rythme du geste.</w:t>
+      </w:r>
+    </w:p>
+    <w:p>
+      <w:pPr>
+        <w:pStyle w:val="NormalWeb"/>
+        <w:spacing w:before="0" w:beforeAutospacing="0" w:after="160" w:afterAutospacing="0"/>
+        <w:rPr>
+          <w:rFonts w:asciiTheme="majorHAnsi" w:hAnsiTheme="majorHAnsi"/>
+        </w:rPr>
+      </w:pPr>
+      <w:r>
+        <w:rPr>
+          <w:rFonts w:asciiTheme="majorHAnsi" w:hAnsiTheme="majorHAnsi" w:cs="Arial"/>
+          <w:color w:val="000000"/>
+        </w:rPr>
+        <w:t xml:space="preserve">Le projet est aussi intéressant pour sa dimension critique. Opoku reconnaît que son premier objectif était de produire rapidement de nouveaux designs à partir des sons. En travaillant avec des maîtres tisserands, il comprend que cette approche privait le tissu de ce qui le constitue : l'intention et la lenteur. Il identifie trois éléments que tout tisserand prend en compte : le contexte, la matérialité et la technique (Opoku, 2021b). Il change alors de </w:t>
+      </w:r>
+      <w:r>
+        <w:rPr>
+          <w:rFonts w:asciiTheme="majorHAnsi" w:hAnsiTheme="majorHAnsi" w:cs="Arial"/>
+          <w:color w:val="000000"/>
+        </w:rPr>
+        <w:lastRenderedPageBreak/>
+        <w:t>méthode et compose des rythmes intentionnels, qui donnent des designs qu'il appelle « semi-intentionnels ».</w:t>
+      </w:r>
+    </w:p>
+    <w:p>
+      <w:pPr>
+        <w:pStyle w:val="NormalWeb"/>
+        <w:spacing w:before="0" w:beforeAutospacing="0" w:after="160" w:afterAutospacing="0"/>
+        <w:rPr>
+          <w:rFonts w:asciiTheme="majorHAnsi" w:hAnsiTheme="majorHAnsi"/>
+        </w:rPr>
+      </w:pPr>
+      <w:r>
+        <w:rPr>
+          <w:rFonts w:asciiTheme="majorHAnsi" w:hAnsiTheme="majorHAnsi" w:cs="Arial"/>
+          <w:color w:val="000000"/>
+        </w:rPr>
+        <w:t>Cette autocritique rejoint ma troisième sous-question. Elle montre que la responsabilité du designer ne se limite pas à une intention de respect. Elle se joue dans la méthode elle-même : le rythme de production, la place des tisserands, le temps accordé au processus. Cela fait écho à l'idée défendue par Diane Cescutti d'une éthique qui passe par la forme.</w:t>
+      </w:r>
+    </w:p>
+    <w:p>
+      <w:pPr>
+        <w:pStyle w:val="NormalWeb"/>
+        <w:spacing w:before="0" w:beforeAutospacing="0" w:after="160" w:afterAutospacing="0"/>
+        <w:rPr>
+          <w:rFonts w:asciiTheme="majorHAnsi" w:hAnsiTheme="majorHAnsi"/>
+        </w:rPr>
+      </w:pPr>
+      <w:r>
+        <w:rPr>
+          <w:rFonts w:asciiTheme="majorHAnsi" w:hAnsiTheme="majorHAnsi" w:cs="Arial"/>
+          <w:color w:val="000000"/>
+        </w:rPr>
+        <w:t>Opoku travaille avec deux tisserands, Mandela et Aminu. Avec eux, il lance une bibliothèque de motifs destinée à créer de nouveaux motifs, à partir d'une ressource qui avait, selon lui, plus ou moins existé (Opoku, 2021b). Cette démarche pose une question centrale pour moi : qui a la légitimité de créer et de nommer un nouveau motif ? Elle confirme aussi que la tradition n'est pas figée : elle se négocie et se transforme.</w:t>
+      </w:r>
+    </w:p>
+    <w:p>
+      <w:pPr>
+        <w:pStyle w:val="NormalWeb"/>
+        <w:spacing w:before="0" w:beforeAutospacing="0" w:after="160" w:afterAutospacing="0"/>
+        <w:rPr>
+          <w:rFonts w:asciiTheme="majorHAnsi" w:hAnsiTheme="majorHAnsi"/>
+        </w:rPr>
+      </w:pPr>
+      <w:r>
+        <w:rPr>
+          <w:rFonts w:asciiTheme="majorHAnsi" w:hAnsiTheme="majorHAnsi" w:cs="Arial"/>
+          <w:color w:val="000000"/>
+        </w:rPr>
+        <w:t xml:space="preserve">Opoku distingue par ailleurs les designs destinés au tissage et ceux destinés à l'impression. Il note que le sens change quand le tissu devient vêtement (Opoku, 2021b). On retrouve ici la différence entre l'encodage par le tissage et l'application en surface, qui distingue le kente de l'adinkra et du bogolan. Son livre </w:t>
+      </w:r>
+      <w:r>
+        <w:rPr>
+          <w:rFonts w:asciiTheme="majorHAnsi" w:hAnsiTheme="majorHAnsi" w:cs="Arial"/>
+          <w:i/>
+          <w:iCs/>
+          <w:color w:val="000000"/>
+        </w:rPr>
+        <w:t>Asaasetoma</w:t>
+      </w:r>
+      <w:r>
+        <w:rPr>
+          <w:rFonts w:asciiTheme="majorHAnsi" w:hAnsiTheme="majorHAnsi" w:cs="Arial"/>
+          <w:color w:val="000000"/>
+        </w:rPr>
+        <w:t>, créé en 2020 dans le cadre du projet SONX à Bâle, prolonge cette réflexion. C'est un livre illustré qui raconte le kente par le son, et dont les sons peuvent être réutilisés comme échantillons musicaux (Opoku, 2020).</w:t>
+      </w:r>
+    </w:p>
+    <w:p>
+      <w:pPr>
+        <w:pStyle w:val="NormalWeb"/>
+        <w:spacing w:before="0" w:beforeAutospacing="0" w:after="160" w:afterAutospacing="0"/>
+        <w:rPr>
+          <w:rFonts w:asciiTheme="majorHAnsi" w:hAnsiTheme="majorHAnsi"/>
+        </w:rPr>
+      </w:pPr>
+      <w:r>
+        <w:rPr>
+          <w:rFonts w:asciiTheme="majorHAnsi" w:hAnsiTheme="majorHAnsi" w:cs="Arial"/>
+          <w:color w:val="000000"/>
+        </w:rPr>
+        <w:t xml:space="preserve">En 2022, Kenteverse a été présenté au Musée Rietberg de Zurich, dans l'exposition </w:t>
+      </w:r>
+      <w:r>
+        <w:rPr>
+          <w:rFonts w:asciiTheme="majorHAnsi" w:hAnsiTheme="majorHAnsi" w:cs="Arial"/>
+          <w:i/>
+          <w:iCs/>
+          <w:color w:val="000000"/>
+        </w:rPr>
+        <w:t>Pathways of Art</w:t>
+      </w:r>
+      <w:r>
+        <w:rPr>
+          <w:rFonts w:asciiTheme="majorHAnsi" w:hAnsiTheme="majorHAnsi" w:cs="Arial"/>
+          <w:color w:val="000000"/>
+        </w:rPr>
+        <w:t>, consacrée à la provenance des objets de la collection (Museum Rietberg, 2022). Ce contexte relie la création contemporaine autour du kente à l'histoire des collections muséales et à la question de la muséalisation.</w:t>
+      </w:r>
+    </w:p>
+    <w:p>
+      <w:pPr>
+        <w:pStyle w:val="NormalWeb"/>
+        <w:spacing w:before="0" w:beforeAutospacing="0" w:after="160" w:afterAutospacing="0"/>
+        <w:rPr>
+          <w:rFonts w:asciiTheme="majorHAnsi" w:hAnsiTheme="majorHAnsi"/>
+        </w:rPr>
+      </w:pPr>
+      <w:r>
+        <w:rPr>
+          <w:rFonts w:asciiTheme="majorHAnsi" w:hAnsiTheme="majorHAnsi" w:cs="Arial"/>
+          <w:color w:val="000000"/>
+        </w:rPr>
+        <w:t>Pour mon mémoire, Kenteverse est un cas précieux. Il montre qu'il est possible de transposer la logique du kente dans le son et le numérique sans réduire le tissu à une image. Il montre aussi les limites de cette transposition lorsque la vitesse prend le dessus sur l'intention. Enfin, le verbe « traduire », que Opoku emploie volontiers, entre en tension avec le refus de Diane Cescutti. L'entretien que je prépare avec lui permettra d'approfondir cette tension.</w:t>
+      </w:r>
+    </w:p>
+    <w:p>
+      <w:pPr>
+        <w:pStyle w:val="Heading3"/>
+        <w:spacing w:before="240"/>
+        <w:rPr>
+          <w:rFonts w:asciiTheme="majorHAnsi" w:hAnsiTheme="majorHAnsi"/>
+          <w:sz w:val="24"/>
+          <w:szCs w:val="24"/>
+        </w:rPr>
+      </w:pPr>
+      <w:r>
+        <w:rPr>
+          <w:rFonts w:asciiTheme="majorHAnsi" w:hAnsiTheme="majorHAnsi" w:cs="Calibri"/>
+          <w:color w:val="000000"/>
+          <w:sz w:val="24"/>
+          <w:szCs w:val="24"/>
+        </w:rPr>
+        <w:t>Sources citées dans le texte</w:t>
+      </w:r>
+    </w:p>
+    <w:p>
+      <w:pPr>
+        <w:pStyle w:val="NormalWeb"/>
+        <w:numPr>
+          <w:ilvl w:val="0"/>
+          <w:numId w:val="5"/>
+        </w:numPr>
+        <w:spacing w:before="0" w:beforeAutospacing="0" w:after="0" w:afterAutospacing="0"/>
+        <w:textAlignment w:val="baseline"/>
+        <w:rPr>
+          <w:rFonts w:asciiTheme="majorHAnsi" w:hAnsiTheme="majorHAnsi" w:cs="Calibri"/>
+          <w:color w:val="000000"/>
+        </w:rPr>
+      </w:pPr>
+      <w:r>
+        <w:rPr>
+          <w:rFonts w:asciiTheme="majorHAnsi" w:hAnsiTheme="majorHAnsi" w:cs="Calibri"/>
+          <w:color w:val="000000"/>
+        </w:rPr>
+        <w:t xml:space="preserve">Opoku, K. (2021a). </w:t>
+      </w:r>
+      <w:r>
+        <w:rPr>
+          <w:rFonts w:asciiTheme="majorHAnsi" w:hAnsiTheme="majorHAnsi" w:cs="Calibri"/>
+          <w:i/>
+          <w:iCs/>
+          <w:color w:val="000000"/>
+        </w:rPr>
+        <w:t>Kenteverse. Studies on the Visualization of Rhythm and Creation of Kente Designs</w:t>
+      </w:r>
+      <w:r>
+        <w:rPr>
+          <w:rFonts w:asciiTheme="majorHAnsi" w:hAnsiTheme="majorHAnsi" w:cs="Calibri"/>
+          <w:color w:val="000000"/>
+        </w:rPr>
+        <w:t xml:space="preserve"> [projet de diplôme de master, communication visuelle]. Bâle : Hochschule für Gestaltung und Kunst FHNW. </w:t>
+      </w:r>
+      <w:hyperlink r:id="rId5" w:history="1">
+        <w:r>
+          <w:rPr>
+            <w:rStyle w:val="Hyperlink"/>
+            <w:rFonts w:asciiTheme="majorHAnsi" w:hAnsiTheme="majorHAnsi" w:cs="Calibri"/>
+            <w:color w:val="0563C1"/>
+          </w:rPr>
+          <w:t>Notice Mediathek HGK</w:t>
+        </w:r>
+      </w:hyperlink>
+      <w:r>
+        <w:rPr>
+          <w:rFonts w:asciiTheme="majorHAnsi" w:hAnsiTheme="majorHAnsi" w:cs="Calibri"/>
+          <w:color w:val="000000"/>
+        </w:rPr>
+        <w:t xml:space="preserve"> ; </w:t>
+      </w:r>
+      <w:hyperlink r:id="rId6" w:history="1">
+        <w:r>
+          <w:rPr>
+            <w:rStyle w:val="Hyperlink"/>
+            <w:rFonts w:asciiTheme="majorHAnsi" w:hAnsiTheme="majorHAnsi" w:cs="Calibri"/>
+            <w:color w:val="0563C1"/>
+          </w:rPr>
+          <w:t>page du diplôme</w:t>
+        </w:r>
+      </w:hyperlink>
+      <w:r>
+        <w:rPr>
+          <w:rFonts w:asciiTheme="majorHAnsi" w:hAnsiTheme="majorHAnsi" w:cs="Calibri"/>
+          <w:color w:val="000000"/>
+        </w:rPr>
+        <w:t>.</w:t>
+      </w:r>
+    </w:p>
+    <w:p>
+      <w:pPr>
+        <w:pStyle w:val="NormalWeb"/>
+        <w:numPr>
+          <w:ilvl w:val="0"/>
+          <w:numId w:val="5"/>
+        </w:numPr>
+        <w:spacing w:before="0" w:beforeAutospacing="0" w:after="0" w:afterAutospacing="0"/>
+        <w:textAlignment w:val="baseline"/>
+        <w:rPr>
+          <w:rFonts w:asciiTheme="majorHAnsi" w:hAnsiTheme="majorHAnsi" w:cs="Calibri"/>
+          <w:color w:val="000000"/>
+        </w:rPr>
+      </w:pPr>
+      <w:r>
+        <w:rPr>
+          <w:rFonts w:asciiTheme="majorHAnsi" w:hAnsiTheme="majorHAnsi" w:cs="Calibri"/>
+          <w:color w:val="000000"/>
+        </w:rPr>
+        <w:t xml:space="preserve">Opoku, K. (2021b). </w:t>
+      </w:r>
+      <w:r>
+        <w:rPr>
+          <w:rFonts w:asciiTheme="majorHAnsi" w:hAnsiTheme="majorHAnsi" w:cs="Calibri"/>
+          <w:i/>
+          <w:iCs/>
+          <w:color w:val="000000"/>
+        </w:rPr>
+        <w:t>Kenteverse</w:t>
+      </w:r>
+      <w:r>
+        <w:rPr>
+          <w:rFonts w:asciiTheme="majorHAnsi" w:hAnsiTheme="majorHAnsi" w:cs="Calibri"/>
+          <w:color w:val="000000"/>
+        </w:rPr>
+        <w:t xml:space="preserve"> [site web]. </w:t>
+      </w:r>
+      <w:hyperlink r:id="rId7" w:history="1">
+        <w:r>
+          <w:rPr>
+            <w:rStyle w:val="Hyperlink"/>
+            <w:rFonts w:asciiTheme="majorHAnsi" w:hAnsiTheme="majorHAnsi" w:cs="Calibri"/>
+            <w:color w:val="0563C1"/>
+          </w:rPr>
+          <w:t>kenteverse.com</w:t>
+        </w:r>
+      </w:hyperlink>
+      <w:r>
+        <w:rPr>
+          <w:rFonts w:asciiTheme="majorHAnsi" w:hAnsiTheme="majorHAnsi" w:cs="Calibri"/>
+          <w:color w:val="000000"/>
+        </w:rPr>
+        <w:t>, consulté le 8 octobre 2026.</w:t>
+      </w:r>
+    </w:p>
+    <w:p>
+      <w:pPr>
+        <w:pStyle w:val="NormalWeb"/>
+        <w:numPr>
+          <w:ilvl w:val="0"/>
+          <w:numId w:val="5"/>
+        </w:numPr>
+        <w:spacing w:before="0" w:beforeAutospacing="0" w:after="0" w:afterAutospacing="0"/>
+        <w:textAlignment w:val="baseline"/>
+        <w:rPr>
+          <w:rFonts w:asciiTheme="majorHAnsi" w:hAnsiTheme="majorHAnsi" w:cs="Calibri"/>
+          <w:color w:val="000000"/>
+        </w:rPr>
+      </w:pPr>
+      <w:r>
+        <w:rPr>
+          <w:rFonts w:asciiTheme="majorHAnsi" w:hAnsiTheme="majorHAnsi" w:cs="Calibri"/>
+          <w:color w:val="000000"/>
+        </w:rPr>
+        <w:t xml:space="preserve">Opoku, K. (2020). </w:t>
+      </w:r>
+      <w:r>
+        <w:rPr>
+          <w:rFonts w:asciiTheme="majorHAnsi" w:hAnsiTheme="majorHAnsi" w:cs="Calibri"/>
+          <w:i/>
+          <w:iCs/>
+          <w:color w:val="000000"/>
+        </w:rPr>
+        <w:t>SONX</w:t>
+      </w:r>
+      <w:r>
+        <w:rPr>
+          <w:rFonts w:asciiTheme="majorHAnsi" w:hAnsiTheme="majorHAnsi" w:cs="Calibri"/>
+          <w:color w:val="000000"/>
+        </w:rPr>
+        <w:t xml:space="preserve"> et </w:t>
+      </w:r>
+      <w:r>
+        <w:rPr>
+          <w:rFonts w:asciiTheme="majorHAnsi" w:hAnsiTheme="majorHAnsi" w:cs="Calibri"/>
+          <w:i/>
+          <w:iCs/>
+          <w:color w:val="000000"/>
+        </w:rPr>
+        <w:t>Asaasetoma</w:t>
+      </w:r>
+      <w:r>
+        <w:rPr>
+          <w:rFonts w:asciiTheme="majorHAnsi" w:hAnsiTheme="majorHAnsi" w:cs="Calibri"/>
+          <w:color w:val="000000"/>
+        </w:rPr>
+        <w:t xml:space="preserve"> [projet et livre]. </w:t>
+      </w:r>
+      <w:hyperlink r:id="rId8" w:history="1">
+        <w:r>
+          <w:rPr>
+            <w:rStyle w:val="Hyperlink"/>
+            <w:rFonts w:asciiTheme="majorHAnsi" w:hAnsiTheme="majorHAnsi" w:cs="Calibri"/>
+            <w:color w:val="0563C1"/>
+          </w:rPr>
+          <w:t>kenteverse.com/SONX-Main</w:t>
+        </w:r>
+      </w:hyperlink>
+      <w:r>
+        <w:rPr>
+          <w:rFonts w:asciiTheme="majorHAnsi" w:hAnsiTheme="majorHAnsi" w:cs="Calibri"/>
+          <w:color w:val="000000"/>
+        </w:rPr>
+        <w:t>, consulté le 8 octobre 2026.</w:t>
+      </w:r>
+    </w:p>
+    <w:p>
+      <w:pPr>
+        <w:pStyle w:val="NormalWeb"/>
+        <w:numPr>
+          <w:ilvl w:val="0"/>
+          <w:numId w:val="5"/>
+        </w:numPr>
+        <w:spacing w:before="0" w:beforeAutospacing="0" w:after="0" w:afterAutospacing="0"/>
+        <w:textAlignment w:val="baseline"/>
+        <w:rPr>
+          <w:rFonts w:asciiTheme="majorHAnsi" w:hAnsiTheme="majorHAnsi" w:cs="Calibri"/>
+          <w:color w:val="000000"/>
+        </w:rPr>
+      </w:pPr>
+      <w:r>
+        <w:rPr>
+          <w:rFonts w:asciiTheme="majorHAnsi" w:hAnsiTheme="majorHAnsi" w:cs="Calibri"/>
+          <w:color w:val="000000"/>
+        </w:rPr>
+        <w:t xml:space="preserve">Museum Rietberg (2022). </w:t>
+      </w:r>
+      <w:r>
+        <w:rPr>
+          <w:rFonts w:asciiTheme="majorHAnsi" w:hAnsiTheme="majorHAnsi" w:cs="Calibri"/>
+          <w:i/>
+          <w:iCs/>
+          <w:color w:val="000000"/>
+        </w:rPr>
+        <w:t>Pathways of Art</w:t>
+      </w:r>
+      <w:r>
+        <w:rPr>
+          <w:rFonts w:asciiTheme="majorHAnsi" w:hAnsiTheme="majorHAnsi" w:cs="Calibri"/>
+          <w:color w:val="000000"/>
+        </w:rPr>
+        <w:t xml:space="preserve"> [exposition]. Zurich. </w:t>
+      </w:r>
+      <w:hyperlink r:id="rId9" w:history="1">
+        <w:r>
+          <w:rPr>
+            <w:rStyle w:val="Hyperlink"/>
+            <w:rFonts w:asciiTheme="majorHAnsi" w:hAnsiTheme="majorHAnsi" w:cs="Calibri"/>
+            <w:color w:val="0563C1"/>
+          </w:rPr>
+          <w:t>Page de l'exposition</w:t>
+        </w:r>
+      </w:hyperlink>
+      <w:r>
+        <w:rPr>
+          <w:rFonts w:asciiTheme="majorHAnsi" w:hAnsiTheme="majorHAnsi" w:cs="Calibri"/>
+          <w:color w:val="000000"/>
+        </w:rPr>
+        <w:t>.</w:t>
+      </w:r>
+    </w:p>
+    <w:p>
+      <w:pPr>
+        <w:pStyle w:val="NormalWeb"/>
+        <w:numPr>
+          <w:ilvl w:val="0"/>
+          <w:numId w:val="5"/>
+        </w:numPr>
+        <w:spacing w:before="0" w:beforeAutospacing="0" w:after="160" w:afterAutospacing="0"/>
+        <w:textAlignment w:val="baseline"/>
+        <w:rPr>
+          <w:rFonts w:asciiTheme="majorHAnsi" w:hAnsiTheme="majorHAnsi" w:cs="Calibri"/>
+          <w:color w:val="000000"/>
+        </w:rPr>
+      </w:pPr>
+      <w:r>
+        <w:rPr>
+          <w:rFonts w:asciiTheme="majorHAnsi" w:hAnsiTheme="majorHAnsi" w:cs="Calibri"/>
+          <w:color w:val="000000"/>
+        </w:rPr>
+        <w:t xml:space="preserve">Culturally Situated Design Tools (CSDT). Projet dirigé par Ron Eglash. </w:t>
+      </w:r>
+      <w:hyperlink r:id="rId10" w:history="1">
+        <w:r>
+          <w:rPr>
+            <w:rStyle w:val="Hyperlink"/>
+            <w:rFonts w:asciiTheme="majorHAnsi" w:hAnsiTheme="majorHAnsi" w:cs="Calibri"/>
+            <w:color w:val="0563C1"/>
+          </w:rPr>
+          <w:t>csdt.org</w:t>
+        </w:r>
+      </w:hyperlink>
+      <w:r>
+        <w:rPr>
+          <w:rFonts w:asciiTheme="majorHAnsi" w:hAnsiTheme="majorHAnsi" w:cs="Calibri"/>
+          <w:color w:val="000000"/>
+        </w:rPr>
+        <w:t xml:space="preserve"> ; </w:t>
+      </w:r>
+      <w:hyperlink r:id="rId11" w:history="1">
+        <w:r>
+          <w:rPr>
+            <w:rStyle w:val="Hyperlink"/>
+            <w:rFonts w:asciiTheme="majorHAnsi" w:hAnsiTheme="majorHAnsi" w:cs="Calibri"/>
+            <w:color w:val="0563C1"/>
+          </w:rPr>
+          <w:t>présentation de Ron Eglash, University of Michigan</w:t>
+        </w:r>
+      </w:hyperlink>
+      <w:r>
+        <w:rPr>
+          <w:rFonts w:asciiTheme="majorHAnsi" w:hAnsiTheme="majorHAnsi" w:cs="Calibri"/>
+          <w:color w:val="000000"/>
+        </w:rPr>
+        <w:t>.</w:t>
+      </w:r>
+    </w:p>
+    <w:p>
+      <w:pPr>
+        <w:spacing w:before="240" w:after="240" w:line="240" w:lineRule="auto"/>
+        <w:rPr>
+          <w:rFonts w:asciiTheme="majorHAnsi" w:eastAsia="Times New Roman" w:hAnsiTheme="majorHAnsi" w:cs="Times New Roman"/>
+          <w:kern w:val="0"/>
+          <w:lang w:eastAsia="en-GB"/>
+          <w14:ligatures w14:val="none"/>
+        </w:rPr>
+      </w:pPr>
+    </w:p>
+    <w:p>
+      <w:pPr>
         <w:spacing w:before="360" w:after="120" w:line="240" w:lineRule="auto"/>
         <w:outlineLvl w:val="1"/>
         <w:rPr>
@@ -219,6 +825,7 @@
           <w:lang w:eastAsia="en-GB"/>
           <w14:ligatures w14:val="none"/>
         </w:rPr>
+        <w:lastRenderedPageBreak/>
         <w:t>Chapitre 3: Translation numérique: comment ces systèmes peuvent-ils être traduits sans trahir leur signification ?</w:t>
       </w:r>
     </w:p>
@@ -526,7 +1133,7 @@
       <w:pPr>
         <w:spacing w:after="0" w:line="240" w:lineRule="auto"/>
         <w:rPr>
-          <w:rFonts w:ascii="Times New Roman" w:eastAsia="Times New Roman" w:hAnsi="Times New Roman" w:cs="Times New Roman"/>
+          <w:rFonts w:asciiTheme="majorHAnsi" w:eastAsia="Times New Roman" w:hAnsiTheme="majorHAnsi" w:cs="Times New Roman"/>
           <w:kern w:val="0"/>
           <w:lang w:eastAsia="en-GB"/>
           <w14:ligatures w14:val="none"/>
@@ -666,13 +1273,8 @@
         </w:rPr>
       </w:pPr>
       <w:r>
-        <w:rPr>
-          <w:noProof/>
-        </w:rPr>
-      </w:r>
-      <w:r>
-        <w:pict w14:anchorId="47528E95">
-          <v:rect id="Horizontal Line 1" o:spid="_x0000_s1026" style="width:451.3pt;height:.1pt;visibility:visible;mso-wrap-style:square;mso-left-percent:-10001;mso-top-percent:-10001;mso-position-horizontal:absolute;mso-position-horizontal-relative:char;mso-position-vertical:absolute;mso-position-vertical-relative:line;mso-left-percent:-10001;mso-top-percent:-10001;v-text-anchor:top" o:gfxdata="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" filled="f">
+        <w:pict w14:anchorId="7A6B49E9">
+          <v:rect id="Horizontal Line 1" o:spid="_x0000_s1026" alt="" style="width:451.3pt;height:.1pt;visibility:visible;mso-wrap-style:square;mso-width-percent:0;mso-height-percent:0;mso-left-percent:-10001;mso-top-percent:-10001;mso-position-horizontal:absolute;mso-position-horizontal-relative:char;mso-position-vertical:absolute;mso-position-vertical-relative:line;mso-width-percent:0;mso-height-percent:0;mso-left-percent:-10001;mso-top-percent:-10001;v-text-anchor:top" filled="f">
             <o:lock v:ext="edit" rotation="t" aspectratio="t" verticies="t" text="t" shapetype="t"/>
             <w10:anchorlock/>
           </v:rect>
@@ -4015,9 +4617,9 @@
     </w:lvl>
   </w:abstractNum>
   <w:abstractNum w:abstractNumId="1" w15:restartNumberingAfterBreak="0">
-    <w:nsid w:val="562520B0"/>
+    <w:nsid w:val="21F72BDD"/>
     <w:multiLevelType w:val="multilevel"/>
-    <w:tmpl w:val="7BE21F72"/>
+    <w:tmpl w:val="0E565C12"/>
     <w:lvl w:ilvl="0">
       <w:start w:val="1"/>
       <w:numFmt w:val="bullet"/>
@@ -4164,9 +4766,9 @@
     </w:lvl>
   </w:abstractNum>
   <w:abstractNum w:abstractNumId="2" w15:restartNumberingAfterBreak="0">
-    <w:nsid w:val="62117789"/>
+    <w:nsid w:val="562520B0"/>
     <w:multiLevelType w:val="multilevel"/>
-    <w:tmpl w:val="48AA1F04"/>
+    <w:tmpl w:val="7BE21F72"/>
     <w:lvl w:ilvl="0">
       <w:start w:val="1"/>
       <w:numFmt w:val="bullet"/>
@@ -4313,9 +4915,9 @@
     </w:lvl>
   </w:abstractNum>
   <w:abstractNum w:abstractNumId="3" w15:restartNumberingAfterBreak="0">
-    <w:nsid w:val="7D295F24"/>
+    <w:nsid w:val="62117789"/>
     <w:multiLevelType w:val="multilevel"/>
-    <w:tmpl w:val="7CC4ED1C"/>
+    <w:tmpl w:val="48AA1F04"/>
     <w:lvl w:ilvl="0">
       <w:start w:val="1"/>
       <w:numFmt w:val="bullet"/>
@@ -4461,17 +5063,169 @@
       </w:rPr>
     </w:lvl>
   </w:abstractNum>
+  <w:abstractNum w:abstractNumId="4" w15:restartNumberingAfterBreak="0">
+    <w:nsid w:val="7D295F24"/>
+    <w:multiLevelType w:val="multilevel"/>
+    <w:tmpl w:val="7CC4ED1C"/>
+    <w:lvl w:ilvl="0">
+      <w:start w:val="1"/>
+      <w:numFmt w:val="bullet"/>
+      <w:lvlText w:val=""/>
+      <w:lvlJc w:val="left"/>
+      <w:pPr>
+        <w:tabs>
+          <w:tab w:val="num" w:pos="720"/>
+        </w:tabs>
+        <w:ind w:left="720" w:hanging="360"/>
+      </w:pPr>
+      <w:rPr>
+        <w:rFonts w:ascii="Symbol" w:hAnsi="Symbol" w:hint="default"/>
+        <w:sz w:val="20"/>
+      </w:rPr>
+    </w:lvl>
+    <w:lvl w:ilvl="1" w:tentative="1">
+      <w:start w:val="1"/>
+      <w:numFmt w:val="bullet"/>
+      <w:lvlText w:val="o"/>
+      <w:lvlJc w:val="left"/>
+      <w:pPr>
+        <w:tabs>
+          <w:tab w:val="num" w:pos="1440"/>
+        </w:tabs>
+        <w:ind w:left="1440" w:hanging="360"/>
+      </w:pPr>
+      <w:rPr>
+        <w:rFonts w:ascii="Courier New" w:hAnsi="Courier New" w:hint="default"/>
+        <w:sz w:val="20"/>
+      </w:rPr>
+    </w:lvl>
+    <w:lvl w:ilvl="2" w:tentative="1">
+      <w:start w:val="1"/>
+      <w:numFmt w:val="bullet"/>
+      <w:lvlText w:val=""/>
+      <w:lvlJc w:val="left"/>
+      <w:pPr>
+        <w:tabs>
+          <w:tab w:val="num" w:pos="2160"/>
+        </w:tabs>
+        <w:ind w:left="2160" w:hanging="360"/>
+      </w:pPr>
+      <w:rPr>
+        <w:rFonts w:ascii="Wingdings" w:hAnsi="Wingdings" w:hint="default"/>
+        <w:sz w:val="20"/>
+      </w:rPr>
+    </w:lvl>
+    <w:lvl w:ilvl="3" w:tentative="1">
+      <w:start w:val="1"/>
+      <w:numFmt w:val="bullet"/>
+      <w:lvlText w:val=""/>
+      <w:lvlJc w:val="left"/>
+      <w:pPr>
+        <w:tabs>
+          <w:tab w:val="num" w:pos="2880"/>
+        </w:tabs>
+        <w:ind w:left="2880" w:hanging="360"/>
+      </w:pPr>
+      <w:rPr>
+        <w:rFonts w:ascii="Wingdings" w:hAnsi="Wingdings" w:hint="default"/>
+        <w:sz w:val="20"/>
+      </w:rPr>
+    </w:lvl>
+    <w:lvl w:ilvl="4" w:tentative="1">
+      <w:start w:val="1"/>
+      <w:numFmt w:val="bullet"/>
+      <w:lvlText w:val=""/>
+      <w:lvlJc w:val="left"/>
+      <w:pPr>
+        <w:tabs>
+          <w:tab w:val="num" w:pos="3600"/>
+        </w:tabs>
+        <w:ind w:left="3600" w:hanging="360"/>
+      </w:pPr>
+      <w:rPr>
+        <w:rFonts w:ascii="Wingdings" w:hAnsi="Wingdings" w:hint="default"/>
+        <w:sz w:val="20"/>
+      </w:rPr>
+    </w:lvl>
+    <w:lvl w:ilvl="5" w:tentative="1">
+      <w:start w:val="1"/>
+      <w:numFmt w:val="bullet"/>
+      <w:lvlText w:val=""/>
+      <w:lvlJc w:val="left"/>
+      <w:pPr>
+        <w:tabs>
+          <w:tab w:val="num" w:pos="4320"/>
+        </w:tabs>
+        <w:ind w:left="4320" w:hanging="360"/>
+      </w:pPr>
+      <w:rPr>
+        <w:rFonts w:ascii="Wingdings" w:hAnsi="Wingdings" w:hint="default"/>
+        <w:sz w:val="20"/>
+      </w:rPr>
+    </w:lvl>
+    <w:lvl w:ilvl="6" w:tentative="1">
+      <w:start w:val="1"/>
+      <w:numFmt w:val="bullet"/>
+      <w:lvlText w:val=""/>
+      <w:lvlJc w:val="left"/>
+      <w:pPr>
+        <w:tabs>
+          <w:tab w:val="num" w:pos="5040"/>
+        </w:tabs>
+        <w:ind w:left="5040" w:hanging="360"/>
+      </w:pPr>
+      <w:rPr>
+        <w:rFonts w:ascii="Wingdings" w:hAnsi="Wingdings" w:hint="default"/>
+        <w:sz w:val="20"/>
+      </w:rPr>
+    </w:lvl>
+    <w:lvl w:ilvl="7" w:tentative="1">
+      <w:start w:val="1"/>
+      <w:numFmt w:val="bullet"/>
+      <w:lvlText w:val=""/>
+      <w:lvlJc w:val="left"/>
+      <w:pPr>
+        <w:tabs>
+          <w:tab w:val="num" w:pos="5760"/>
+        </w:tabs>
+        <w:ind w:left="5760" w:hanging="360"/>
+      </w:pPr>
+      <w:rPr>
+        <w:rFonts w:ascii="Wingdings" w:hAnsi="Wingdings" w:hint="default"/>
+        <w:sz w:val="20"/>
+      </w:rPr>
+    </w:lvl>
+    <w:lvl w:ilvl="8" w:tentative="1">
+      <w:start w:val="1"/>
+      <w:numFmt w:val="bullet"/>
+      <w:lvlText w:val=""/>
+      <w:lvlJc w:val="left"/>
+      <w:pPr>
+        <w:tabs>
+          <w:tab w:val="num" w:pos="6480"/>
+        </w:tabs>
+        <w:ind w:left="6480" w:hanging="360"/>
+      </w:pPr>
+      <w:rPr>
+        <w:rFonts w:ascii="Wingdings" w:hAnsi="Wingdings" w:hint="default"/>
+        <w:sz w:val="20"/>
+      </w:rPr>
+    </w:lvl>
+  </w:abstractNum>
   <w:num w:numId="1" w16cid:durableId="1650281919">
-    <w:abstractNumId w:val="1"/>
+    <w:abstractNumId w:val="2"/>
   </w:num>
   <w:num w:numId="2" w16cid:durableId="603344380">
-    <w:abstractNumId w:val="2"/>
+    <w:abstractNumId w:val="3"/>
   </w:num>
   <w:num w:numId="3" w16cid:durableId="1750076082">
     <w:abstractNumId w:val="0"/>
   </w:num>
   <w:num w:numId="4" w16cid:durableId="1911041306">
-    <w:abstractNumId w:val="3"/>
+    <w:abstractNumId w:val="4"/>
+  </w:num>
+  <w:num w:numId="5" w16cid:durableId="1529753353">
+    <w:abstractNumId w:val="1"/>
   </w:num>
 </w:numbering>
 </file>
@@ -5420,6 +6174,18 @@
       <w:spacing w:after="0" w:line="240" w:lineRule="auto"/>
     </w:pPr>
   </w:style>
+  <w:style w:type="character" w:styleId="Hyperlink">
+    <w:name w:val="Hyperlink"/>
+    <w:basedOn w:val="DefaultParagraphFont"/>
+    <w:uiPriority w:val="99"/>
+    <w:semiHidden/>
+    <w:unhideWhenUsed/>
+    <w:rsid w:val="009F7C00"/>
+    <w:rPr>
+      <w:color w:val="0000FF"/>
+      <w:u w:val="single"/>
+    </w:rPr>
+  </w:style>
 </w:styles>
 </file>
 
